--- a/Project2.docx
+++ b/Project2.docx
@@ -4,6 +4,10 @@
   <w:body>
     <w:p>
       <w:r>
+        <w:rPr>
+          <w:noProof/>
+          <w:lang w:eastAsia="en-IN"/>
+        </w:rPr>
         <w:drawing>
           <wp:inline distT="0" distB="0" distL="0" distR="0" wp14:anchorId="0A84DAB7" wp14:editId="6C5D81A1">
             <wp:extent cx="5731510" cy="976071"/>
@@ -43,6 +47,10 @@
     </w:p>
     <w:p>
       <w:r>
+        <w:rPr>
+          <w:noProof/>
+          <w:lang w:eastAsia="en-IN"/>
+        </w:rPr>
         <w:drawing>
           <wp:inline distT="0" distB="0" distL="0" distR="0" wp14:anchorId="0220824F" wp14:editId="3F2AF8D8">
             <wp:extent cx="5731510" cy="2615920"/>
@@ -82,6 +90,10 @@
     </w:p>
     <w:p>
       <w:r>
+        <w:rPr>
+          <w:noProof/>
+          <w:lang w:eastAsia="en-IN"/>
+        </w:rPr>
         <w:drawing>
           <wp:inline distT="0" distB="0" distL="0" distR="0" wp14:anchorId="24BA711D" wp14:editId="39769EFE">
             <wp:extent cx="5731510" cy="2859632"/>
@@ -121,6 +133,10 @@
     </w:p>
     <w:p>
       <w:r>
+        <w:rPr>
+          <w:noProof/>
+          <w:lang w:eastAsia="en-IN"/>
+        </w:rPr>
         <w:lastRenderedPageBreak/>
         <w:drawing>
           <wp:inline distT="0" distB="0" distL="0" distR="0" wp14:anchorId="229C5CEA" wp14:editId="55E55853">
@@ -161,6 +177,10 @@
     </w:p>
     <w:p>
       <w:r>
+        <w:rPr>
+          <w:noProof/>
+          <w:lang w:eastAsia="en-IN"/>
+        </w:rPr>
         <w:lastRenderedPageBreak/>
         <w:drawing>
           <wp:inline distT="0" distB="0" distL="0" distR="0" wp14:anchorId="78CD8482" wp14:editId="7F616A08">
@@ -204,6 +224,10 @@
         <w:tab/>
       </w:r>
       <w:r>
+        <w:rPr>
+          <w:noProof/>
+          <w:lang w:eastAsia="en-IN"/>
+        </w:rPr>
         <w:drawing>
           <wp:inline distT="0" distB="0" distL="0" distR="0" wp14:anchorId="48AA0DEB" wp14:editId="3EE4C471">
             <wp:extent cx="5505733" cy="1816193"/>
@@ -242,13 +266,674 @@
       </w:r>
     </w:p>
     <w:p>
-      <w:r>
+      <w:pPr>
+        <w:autoSpaceDE w:val="0"/>
+        <w:autoSpaceDN w:val="0"/>
+        <w:adjustRightInd w:val="0"/>
+        <w:spacing w:after="0" w:line="240" w:lineRule="auto"/>
+        <w:rPr>
+          <w:rFonts w:ascii="Lucida Console" w:hAnsi="Lucida Console" w:cs="Lucida Console"/>
+          <w:sz w:val="18"/>
+          <w:szCs w:val="18"/>
+        </w:rPr>
+      </w:pPr>
+      <w:r>
+        <w:rPr>
+          <w:rFonts w:ascii="Lucida Console" w:hAnsi="Lucida Console" w:cs="Lucida Console"/>
+          <w:sz w:val="18"/>
+          <w:szCs w:val="18"/>
+        </w:rPr>
+        <w:t xml:space="preserve">root@ip-172-31-2-40:~/Trend# </w:t>
+      </w:r>
+      <w:proofErr w:type="spellStart"/>
+      <w:r>
+        <w:rPr>
+          <w:rFonts w:ascii="Lucida Console" w:hAnsi="Lucida Console" w:cs="Lucida Console"/>
+          <w:sz w:val="18"/>
+          <w:szCs w:val="18"/>
+        </w:rPr>
+        <w:t>ls</w:t>
+      </w:r>
+      <w:proofErr w:type="spellEnd"/>
+      <w:r>
+        <w:rPr>
+          <w:rFonts w:ascii="Lucida Console" w:hAnsi="Lucida Console" w:cs="Lucida Console"/>
+          <w:sz w:val="18"/>
+          <w:szCs w:val="18"/>
+        </w:rPr>
+        <w:t xml:space="preserve"> -la</w:t>
+      </w:r>
+    </w:p>
+    <w:p>
+      <w:pPr>
+        <w:autoSpaceDE w:val="0"/>
+        <w:autoSpaceDN w:val="0"/>
+        <w:adjustRightInd w:val="0"/>
+        <w:spacing w:after="0" w:line="240" w:lineRule="auto"/>
+        <w:rPr>
+          <w:rFonts w:ascii="Lucida Console" w:hAnsi="Lucida Console" w:cs="Lucida Console"/>
+          <w:sz w:val="18"/>
+          <w:szCs w:val="18"/>
+        </w:rPr>
+      </w:pPr>
+      <w:proofErr w:type="gramStart"/>
+      <w:r>
+        <w:rPr>
+          <w:rFonts w:ascii="Lucida Console" w:hAnsi="Lucida Console" w:cs="Lucida Console"/>
+          <w:sz w:val="18"/>
+          <w:szCs w:val="18"/>
+        </w:rPr>
+        <w:t>total</w:t>
+      </w:r>
+      <w:proofErr w:type="gramEnd"/>
+      <w:r>
+        <w:rPr>
+          <w:rFonts w:ascii="Lucida Console" w:hAnsi="Lucida Console" w:cs="Lucida Console"/>
+          <w:sz w:val="18"/>
+          <w:szCs w:val="18"/>
+        </w:rPr>
+        <w:t xml:space="preserve"> 28</w:t>
+      </w:r>
+    </w:p>
+    <w:p>
+      <w:pPr>
+        <w:autoSpaceDE w:val="0"/>
+        <w:autoSpaceDN w:val="0"/>
+        <w:adjustRightInd w:val="0"/>
+        <w:spacing w:after="0" w:line="240" w:lineRule="auto"/>
+        <w:rPr>
+          <w:rFonts w:ascii="Lucida Console" w:hAnsi="Lucida Console" w:cs="Lucida Console"/>
+          <w:b/>
+          <w:bCs/>
+          <w:color w:val="7D97FF"/>
+          <w:sz w:val="18"/>
+          <w:szCs w:val="18"/>
+        </w:rPr>
+      </w:pPr>
+      <w:proofErr w:type="spellStart"/>
+      <w:proofErr w:type="gramStart"/>
+      <w:r>
+        <w:rPr>
+          <w:rFonts w:ascii="Lucida Console" w:hAnsi="Lucida Console" w:cs="Lucida Console"/>
+          <w:sz w:val="18"/>
+          <w:szCs w:val="18"/>
+        </w:rPr>
+        <w:t>drwxr</w:t>
+      </w:r>
+      <w:proofErr w:type="spellEnd"/>
+      <w:r>
+        <w:rPr>
+          <w:rFonts w:ascii="Lucida Console" w:hAnsi="Lucida Console" w:cs="Lucida Console"/>
+          <w:sz w:val="18"/>
+          <w:szCs w:val="18"/>
+        </w:rPr>
+        <w:t>-</w:t>
+      </w:r>
+      <w:proofErr w:type="spellStart"/>
+      <w:r>
+        <w:rPr>
+          <w:rFonts w:ascii="Lucida Console" w:hAnsi="Lucida Console" w:cs="Lucida Console"/>
+          <w:sz w:val="18"/>
+          <w:szCs w:val="18"/>
+        </w:rPr>
+        <w:t>xr</w:t>
+      </w:r>
+      <w:proofErr w:type="spellEnd"/>
+      <w:r>
+        <w:rPr>
+          <w:rFonts w:ascii="Lucida Console" w:hAnsi="Lucida Console" w:cs="Lucida Console"/>
+          <w:sz w:val="18"/>
+          <w:szCs w:val="18"/>
+        </w:rPr>
+        <w:t>-x</w:t>
+      </w:r>
+      <w:proofErr w:type="gramEnd"/>
+      <w:r>
+        <w:rPr>
+          <w:rFonts w:ascii="Lucida Console" w:hAnsi="Lucida Console" w:cs="Lucida Console"/>
+          <w:sz w:val="18"/>
+          <w:szCs w:val="18"/>
+        </w:rPr>
+        <w:t xml:space="preserve"> 4 root </w:t>
+      </w:r>
+      <w:proofErr w:type="spellStart"/>
+      <w:r>
+        <w:rPr>
+          <w:rFonts w:ascii="Lucida Console" w:hAnsi="Lucida Console" w:cs="Lucida Console"/>
+          <w:sz w:val="18"/>
+          <w:szCs w:val="18"/>
+        </w:rPr>
+        <w:t>root</w:t>
+      </w:r>
+      <w:proofErr w:type="spellEnd"/>
+      <w:r>
+        <w:rPr>
+          <w:rFonts w:ascii="Lucida Console" w:hAnsi="Lucida Console" w:cs="Lucida Console"/>
+          <w:sz w:val="18"/>
+          <w:szCs w:val="18"/>
+        </w:rPr>
+        <w:t xml:space="preserve"> 4096 Aug  8 06:21 </w:t>
+      </w:r>
+      <w:r>
+        <w:rPr>
+          <w:rFonts w:ascii="Lucida Console" w:hAnsi="Lucida Console" w:cs="Lucida Console"/>
+          <w:b/>
+          <w:bCs/>
+          <w:color w:val="7D97FF"/>
+          <w:sz w:val="18"/>
+          <w:szCs w:val="18"/>
+        </w:rPr>
+        <w:t>.</w:t>
+      </w:r>
+    </w:p>
+    <w:p>
+      <w:pPr>
+        <w:autoSpaceDE w:val="0"/>
+        <w:autoSpaceDN w:val="0"/>
+        <w:adjustRightInd w:val="0"/>
+        <w:spacing w:after="0" w:line="240" w:lineRule="auto"/>
+        <w:rPr>
+          <w:rFonts w:ascii="Lucida Console" w:hAnsi="Lucida Console" w:cs="Lucida Console"/>
+          <w:b/>
+          <w:bCs/>
+          <w:color w:val="7D97FF"/>
+          <w:sz w:val="18"/>
+          <w:szCs w:val="18"/>
+        </w:rPr>
+      </w:pPr>
+      <w:proofErr w:type="spellStart"/>
+      <w:proofErr w:type="gramStart"/>
+      <w:r>
+        <w:rPr>
+          <w:rFonts w:ascii="Lucida Console" w:hAnsi="Lucida Console" w:cs="Lucida Console"/>
+          <w:sz w:val="18"/>
+          <w:szCs w:val="18"/>
+        </w:rPr>
+        <w:t>drwx</w:t>
+      </w:r>
+      <w:proofErr w:type="spellEnd"/>
+      <w:r>
+        <w:rPr>
+          <w:rFonts w:ascii="Lucida Console" w:hAnsi="Lucida Console" w:cs="Lucida Console"/>
+          <w:sz w:val="18"/>
+          <w:szCs w:val="18"/>
+        </w:rPr>
+        <w:t>------</w:t>
+      </w:r>
+      <w:proofErr w:type="gramEnd"/>
+      <w:r>
+        <w:rPr>
+          <w:rFonts w:ascii="Lucida Console" w:hAnsi="Lucida Console" w:cs="Lucida Console"/>
+          <w:sz w:val="18"/>
+          <w:szCs w:val="18"/>
+        </w:rPr>
+        <w:t xml:space="preserve"> 8 root </w:t>
+      </w:r>
+      <w:proofErr w:type="spellStart"/>
+      <w:r>
+        <w:rPr>
+          <w:rFonts w:ascii="Lucida Console" w:hAnsi="Lucida Console" w:cs="Lucida Console"/>
+          <w:sz w:val="18"/>
+          <w:szCs w:val="18"/>
+        </w:rPr>
+        <w:t>root</w:t>
+      </w:r>
+      <w:proofErr w:type="spellEnd"/>
+      <w:r>
+        <w:rPr>
+          <w:rFonts w:ascii="Lucida Console" w:hAnsi="Lucida Console" w:cs="Lucida Console"/>
+          <w:sz w:val="18"/>
+          <w:szCs w:val="18"/>
+        </w:rPr>
+        <w:t xml:space="preserve"> 4096 Aug  8 04:53 </w:t>
+      </w:r>
+      <w:r>
+        <w:rPr>
+          <w:rFonts w:ascii="Lucida Console" w:hAnsi="Lucida Console" w:cs="Lucida Console"/>
+          <w:b/>
+          <w:bCs/>
+          <w:color w:val="7D97FF"/>
+          <w:sz w:val="18"/>
+          <w:szCs w:val="18"/>
+        </w:rPr>
+        <w:t>..</w:t>
+      </w:r>
+    </w:p>
+    <w:p>
+      <w:pPr>
+        <w:autoSpaceDE w:val="0"/>
+        <w:autoSpaceDN w:val="0"/>
+        <w:adjustRightInd w:val="0"/>
+        <w:spacing w:after="0" w:line="240" w:lineRule="auto"/>
+        <w:rPr>
+          <w:rFonts w:ascii="Lucida Console" w:hAnsi="Lucida Console" w:cs="Lucida Console"/>
+          <w:b/>
+          <w:bCs/>
+          <w:color w:val="7D97FF"/>
+          <w:sz w:val="18"/>
+          <w:szCs w:val="18"/>
+        </w:rPr>
+      </w:pPr>
+      <w:proofErr w:type="spellStart"/>
+      <w:proofErr w:type="gramStart"/>
+      <w:r>
+        <w:rPr>
+          <w:rFonts w:ascii="Lucida Console" w:hAnsi="Lucida Console" w:cs="Lucida Console"/>
+          <w:sz w:val="18"/>
+          <w:szCs w:val="18"/>
+        </w:rPr>
+        <w:t>drwxr</w:t>
+      </w:r>
+      <w:proofErr w:type="spellEnd"/>
+      <w:r>
+        <w:rPr>
+          <w:rFonts w:ascii="Lucida Console" w:hAnsi="Lucida Console" w:cs="Lucida Console"/>
+          <w:sz w:val="18"/>
+          <w:szCs w:val="18"/>
+        </w:rPr>
+        <w:t>-</w:t>
+      </w:r>
+      <w:proofErr w:type="spellStart"/>
+      <w:r>
+        <w:rPr>
+          <w:rFonts w:ascii="Lucida Console" w:hAnsi="Lucida Console" w:cs="Lucida Console"/>
+          <w:sz w:val="18"/>
+          <w:szCs w:val="18"/>
+        </w:rPr>
+        <w:t>xr</w:t>
+      </w:r>
+      <w:proofErr w:type="spellEnd"/>
+      <w:r>
+        <w:rPr>
+          <w:rFonts w:ascii="Lucida Console" w:hAnsi="Lucida Console" w:cs="Lucida Console"/>
+          <w:sz w:val="18"/>
+          <w:szCs w:val="18"/>
+        </w:rPr>
+        <w:t>-x</w:t>
+      </w:r>
+      <w:proofErr w:type="gramEnd"/>
+      <w:r>
+        <w:rPr>
+          <w:rFonts w:ascii="Lucida Console" w:hAnsi="Lucida Console" w:cs="Lucida Console"/>
+          <w:sz w:val="18"/>
+          <w:szCs w:val="18"/>
+        </w:rPr>
+        <w:t xml:space="preserve"> 7 root </w:t>
+      </w:r>
+      <w:proofErr w:type="spellStart"/>
+      <w:r>
+        <w:rPr>
+          <w:rFonts w:ascii="Lucida Console" w:hAnsi="Lucida Console" w:cs="Lucida Console"/>
+          <w:sz w:val="18"/>
+          <w:szCs w:val="18"/>
+        </w:rPr>
+        <w:t>root</w:t>
+      </w:r>
+      <w:proofErr w:type="spellEnd"/>
+      <w:r>
+        <w:rPr>
+          <w:rFonts w:ascii="Lucida Console" w:hAnsi="Lucida Console" w:cs="Lucida Console"/>
+          <w:sz w:val="18"/>
+          <w:szCs w:val="18"/>
+        </w:rPr>
+        <w:t xml:space="preserve"> 4096 Aug  8 04:47 </w:t>
+      </w:r>
+      <w:r>
+        <w:rPr>
+          <w:rFonts w:ascii="Lucida Console" w:hAnsi="Lucida Console" w:cs="Lucida Console"/>
+          <w:b/>
+          <w:bCs/>
+          <w:color w:val="7D97FF"/>
+          <w:sz w:val="18"/>
+          <w:szCs w:val="18"/>
+        </w:rPr>
+        <w:t>.git</w:t>
+      </w:r>
+    </w:p>
+    <w:p>
+      <w:pPr>
+        <w:autoSpaceDE w:val="0"/>
+        <w:autoSpaceDN w:val="0"/>
+        <w:adjustRightInd w:val="0"/>
+        <w:spacing w:after="0" w:line="240" w:lineRule="auto"/>
+        <w:rPr>
+          <w:rFonts w:ascii="Lucida Console" w:hAnsi="Lucida Console" w:cs="Lucida Console"/>
+          <w:b/>
+          <w:bCs/>
+          <w:color w:val="00F200"/>
+          <w:sz w:val="18"/>
+          <w:szCs w:val="18"/>
+        </w:rPr>
+      </w:pPr>
+      <w:r>
+        <w:rPr>
+          <w:rFonts w:ascii="Lucida Console" w:hAnsi="Lucida Console" w:cs="Lucida Console"/>
+          <w:sz w:val="18"/>
+          <w:szCs w:val="18"/>
+        </w:rPr>
+        <w:t>-</w:t>
+      </w:r>
+      <w:proofErr w:type="spellStart"/>
+      <w:proofErr w:type="gramStart"/>
+      <w:r>
+        <w:rPr>
+          <w:rFonts w:ascii="Lucida Console" w:hAnsi="Lucida Console" w:cs="Lucida Console"/>
+          <w:sz w:val="18"/>
+          <w:szCs w:val="18"/>
+        </w:rPr>
+        <w:t>rwxr</w:t>
+      </w:r>
+      <w:proofErr w:type="spellEnd"/>
+      <w:r>
+        <w:rPr>
+          <w:rFonts w:ascii="Lucida Console" w:hAnsi="Lucida Console" w:cs="Lucida Console"/>
+          <w:sz w:val="18"/>
+          <w:szCs w:val="18"/>
+        </w:rPr>
+        <w:t>-</w:t>
+      </w:r>
+      <w:proofErr w:type="spellStart"/>
+      <w:proofErr w:type="gramEnd"/>
+      <w:r>
+        <w:rPr>
+          <w:rFonts w:ascii="Lucida Console" w:hAnsi="Lucida Console" w:cs="Lucida Console"/>
+          <w:sz w:val="18"/>
+          <w:szCs w:val="18"/>
+        </w:rPr>
+        <w:t>xr</w:t>
+      </w:r>
+      <w:proofErr w:type="spellEnd"/>
+      <w:r>
+        <w:rPr>
+          <w:rFonts w:ascii="Lucida Console" w:hAnsi="Lucida Console" w:cs="Lucida Console"/>
+          <w:sz w:val="18"/>
+          <w:szCs w:val="18"/>
+        </w:rPr>
+        <w:t xml:space="preserve">-x 1 root </w:t>
+      </w:r>
+      <w:proofErr w:type="spellStart"/>
+      <w:r>
+        <w:rPr>
+          <w:rFonts w:ascii="Lucida Console" w:hAnsi="Lucida Console" w:cs="Lucida Console"/>
+          <w:sz w:val="18"/>
+          <w:szCs w:val="18"/>
+        </w:rPr>
+        <w:t>root</w:t>
+      </w:r>
+      <w:proofErr w:type="spellEnd"/>
+      <w:r>
+        <w:rPr>
+          <w:rFonts w:ascii="Lucida Console" w:hAnsi="Lucida Console" w:cs="Lucida Console"/>
+          <w:sz w:val="18"/>
+          <w:szCs w:val="18"/>
+        </w:rPr>
+        <w:t xml:space="preserve">  193 Aug  8 06:17 </w:t>
+      </w:r>
+      <w:proofErr w:type="spellStart"/>
+      <w:r>
+        <w:rPr>
+          <w:rFonts w:ascii="Lucida Console" w:hAnsi="Lucida Console" w:cs="Lucida Console"/>
+          <w:b/>
+          <w:bCs/>
+          <w:color w:val="00F200"/>
+          <w:sz w:val="18"/>
+          <w:szCs w:val="18"/>
+        </w:rPr>
+        <w:t>Dockerfile</w:t>
+      </w:r>
+      <w:proofErr w:type="spellEnd"/>
+    </w:p>
+    <w:p>
+      <w:pPr>
+        <w:autoSpaceDE w:val="0"/>
+        <w:autoSpaceDN w:val="0"/>
+        <w:adjustRightInd w:val="0"/>
+        <w:spacing w:after="0" w:line="240" w:lineRule="auto"/>
+        <w:rPr>
+          <w:rFonts w:ascii="Lucida Console" w:hAnsi="Lucida Console" w:cs="Lucida Console"/>
+          <w:sz w:val="18"/>
+          <w:szCs w:val="18"/>
+        </w:rPr>
+      </w:pPr>
+      <w:r>
+        <w:rPr>
+          <w:rFonts w:ascii="Lucida Console" w:hAnsi="Lucida Console" w:cs="Lucida Console"/>
+          <w:sz w:val="18"/>
+          <w:szCs w:val="18"/>
+        </w:rPr>
+        <w:t>-</w:t>
+      </w:r>
+      <w:proofErr w:type="spellStart"/>
+      <w:proofErr w:type="gramStart"/>
+      <w:r>
+        <w:rPr>
+          <w:rFonts w:ascii="Lucida Console" w:hAnsi="Lucida Console" w:cs="Lucida Console"/>
+          <w:sz w:val="18"/>
+          <w:szCs w:val="18"/>
+        </w:rPr>
+        <w:t>rw</w:t>
+      </w:r>
+      <w:proofErr w:type="spellEnd"/>
+      <w:r>
+        <w:rPr>
+          <w:rFonts w:ascii="Lucida Console" w:hAnsi="Lucida Console" w:cs="Lucida Console"/>
+          <w:sz w:val="18"/>
+          <w:szCs w:val="18"/>
+        </w:rPr>
+        <w:t>-</w:t>
+      </w:r>
+      <w:proofErr w:type="gramEnd"/>
+      <w:r>
+        <w:rPr>
+          <w:rFonts w:ascii="Lucida Console" w:hAnsi="Lucida Console" w:cs="Lucida Console"/>
+          <w:sz w:val="18"/>
+          <w:szCs w:val="18"/>
+        </w:rPr>
+        <w:t xml:space="preserve">r--r-- 1 root </w:t>
+      </w:r>
+      <w:proofErr w:type="spellStart"/>
+      <w:r>
+        <w:rPr>
+          <w:rFonts w:ascii="Lucida Console" w:hAnsi="Lucida Console" w:cs="Lucida Console"/>
+          <w:sz w:val="18"/>
+          <w:szCs w:val="18"/>
+        </w:rPr>
+        <w:t>root</w:t>
+      </w:r>
+      <w:proofErr w:type="spellEnd"/>
+      <w:r>
+        <w:rPr>
+          <w:rFonts w:ascii="Lucida Console" w:hAnsi="Lucida Console" w:cs="Lucida Console"/>
+          <w:sz w:val="18"/>
+          <w:szCs w:val="18"/>
+        </w:rPr>
+        <w:t xml:space="preserve"> 1710 Aug  8 04:47 README.md</w:t>
+      </w:r>
+    </w:p>
+    <w:p>
+      <w:pPr>
+        <w:autoSpaceDE w:val="0"/>
+        <w:autoSpaceDN w:val="0"/>
+        <w:adjustRightInd w:val="0"/>
+        <w:spacing w:after="0" w:line="240" w:lineRule="auto"/>
+        <w:rPr>
+          <w:rFonts w:ascii="Lucida Console" w:hAnsi="Lucida Console" w:cs="Lucida Console"/>
+          <w:b/>
+          <w:bCs/>
+          <w:color w:val="7D97FF"/>
+          <w:sz w:val="18"/>
+          <w:szCs w:val="18"/>
+        </w:rPr>
+      </w:pPr>
+      <w:proofErr w:type="spellStart"/>
+      <w:proofErr w:type="gramStart"/>
+      <w:r>
+        <w:rPr>
+          <w:rFonts w:ascii="Lucida Console" w:hAnsi="Lucida Console" w:cs="Lucida Console"/>
+          <w:sz w:val="18"/>
+          <w:szCs w:val="18"/>
+        </w:rPr>
+        <w:t>drwxr</w:t>
+      </w:r>
+      <w:proofErr w:type="spellEnd"/>
+      <w:r>
+        <w:rPr>
+          <w:rFonts w:ascii="Lucida Console" w:hAnsi="Lucida Console" w:cs="Lucida Console"/>
+          <w:sz w:val="18"/>
+          <w:szCs w:val="18"/>
+        </w:rPr>
+        <w:t>-</w:t>
+      </w:r>
+      <w:proofErr w:type="spellStart"/>
+      <w:r>
+        <w:rPr>
+          <w:rFonts w:ascii="Lucida Console" w:hAnsi="Lucida Console" w:cs="Lucida Console"/>
+          <w:sz w:val="18"/>
+          <w:szCs w:val="18"/>
+        </w:rPr>
+        <w:t>xr</w:t>
+      </w:r>
+      <w:proofErr w:type="spellEnd"/>
+      <w:r>
+        <w:rPr>
+          <w:rFonts w:ascii="Lucida Console" w:hAnsi="Lucida Console" w:cs="Lucida Console"/>
+          <w:sz w:val="18"/>
+          <w:szCs w:val="18"/>
+        </w:rPr>
+        <w:t>-x</w:t>
+      </w:r>
+      <w:proofErr w:type="gramEnd"/>
+      <w:r>
+        <w:rPr>
+          <w:rFonts w:ascii="Lucida Console" w:hAnsi="Lucida Console" w:cs="Lucida Console"/>
+          <w:sz w:val="18"/>
+          <w:szCs w:val="18"/>
+        </w:rPr>
+        <w:t xml:space="preserve"> 3 root </w:t>
+      </w:r>
+      <w:proofErr w:type="spellStart"/>
+      <w:r>
+        <w:rPr>
+          <w:rFonts w:ascii="Lucida Console" w:hAnsi="Lucida Console" w:cs="Lucida Console"/>
+          <w:sz w:val="18"/>
+          <w:szCs w:val="18"/>
+        </w:rPr>
+        <w:t>root</w:t>
+      </w:r>
+      <w:proofErr w:type="spellEnd"/>
+      <w:r>
+        <w:rPr>
+          <w:rFonts w:ascii="Lucida Console" w:hAnsi="Lucida Console" w:cs="Lucida Console"/>
+          <w:sz w:val="18"/>
+          <w:szCs w:val="18"/>
+        </w:rPr>
+        <w:t xml:space="preserve"> 4096 Aug  8 04:47 </w:t>
+      </w:r>
+      <w:proofErr w:type="spellStart"/>
+      <w:r>
+        <w:rPr>
+          <w:rFonts w:ascii="Lucida Console" w:hAnsi="Lucida Console" w:cs="Lucida Console"/>
+          <w:b/>
+          <w:bCs/>
+          <w:color w:val="7D97FF"/>
+          <w:sz w:val="18"/>
+          <w:szCs w:val="18"/>
+        </w:rPr>
+        <w:t>dist</w:t>
+      </w:r>
+      <w:proofErr w:type="spellEnd"/>
+    </w:p>
+    <w:p>
+      <w:r>
+        <w:rPr>
+          <w:rFonts w:ascii="Lucida Console" w:hAnsi="Lucida Console" w:cs="Lucida Console"/>
+          <w:sz w:val="18"/>
+          <w:szCs w:val="18"/>
+        </w:rPr>
+        <w:t>-</w:t>
+      </w:r>
+      <w:proofErr w:type="spellStart"/>
+      <w:proofErr w:type="gramStart"/>
+      <w:r>
+        <w:rPr>
+          <w:rFonts w:ascii="Lucida Console" w:hAnsi="Lucida Console" w:cs="Lucida Console"/>
+          <w:sz w:val="18"/>
+          <w:szCs w:val="18"/>
+        </w:rPr>
+        <w:t>rwxr</w:t>
+      </w:r>
+      <w:proofErr w:type="spellEnd"/>
+      <w:r>
+        <w:rPr>
+          <w:rFonts w:ascii="Lucida Console" w:hAnsi="Lucida Console" w:cs="Lucida Console"/>
+          <w:sz w:val="18"/>
+          <w:szCs w:val="18"/>
+        </w:rPr>
+        <w:t>-</w:t>
+      </w:r>
+      <w:proofErr w:type="spellStart"/>
+      <w:proofErr w:type="gramEnd"/>
+      <w:r>
+        <w:rPr>
+          <w:rFonts w:ascii="Lucida Console" w:hAnsi="Lucida Console" w:cs="Lucida Console"/>
+          <w:sz w:val="18"/>
+          <w:szCs w:val="18"/>
+        </w:rPr>
+        <w:t>xr</w:t>
+      </w:r>
+      <w:proofErr w:type="spellEnd"/>
+      <w:r>
+        <w:rPr>
+          <w:rFonts w:ascii="Lucida Console" w:hAnsi="Lucida Console" w:cs="Lucida Console"/>
+          <w:sz w:val="18"/>
+          <w:szCs w:val="18"/>
+        </w:rPr>
+        <w:t xml:space="preserve">-x 1 root </w:t>
+      </w:r>
+      <w:proofErr w:type="spellStart"/>
+      <w:r>
+        <w:rPr>
+          <w:rFonts w:ascii="Lucida Console" w:hAnsi="Lucida Console" w:cs="Lucida Console"/>
+          <w:sz w:val="18"/>
+          <w:szCs w:val="18"/>
+        </w:rPr>
+        <w:t>root</w:t>
+      </w:r>
+      <w:proofErr w:type="spellEnd"/>
+      <w:r>
+        <w:rPr>
+          <w:rFonts w:ascii="Lucida Console" w:hAnsi="Lucida Console" w:cs="Lucida Console"/>
+          <w:sz w:val="18"/>
+          <w:szCs w:val="18"/>
+        </w:rPr>
+        <w:t xml:space="preserve">  180 Aug  8 06:17 </w:t>
+      </w:r>
+      <w:proofErr w:type="spellStart"/>
+      <w:r>
+        <w:rPr>
+          <w:rFonts w:ascii="Lucida Console" w:hAnsi="Lucida Console" w:cs="Lucida Console"/>
+          <w:b/>
+          <w:bCs/>
+          <w:color w:val="00F200"/>
+          <w:sz w:val="18"/>
+          <w:szCs w:val="18"/>
+        </w:rPr>
+        <w:t>nginx.conf</w:t>
+      </w:r>
+      <w:proofErr w:type="spellEnd"/>
+    </w:p>
+    <w:p>
+      <w:r>
+        <w:rPr>
+          <w:noProof/>
+          <w:lang w:eastAsia="en-IN"/>
+        </w:rPr>
         <w:lastRenderedPageBreak/>
         <w:drawing>
-          <wp:inline distT="0" distB="0" distL="0" distR="0" wp14:anchorId="4546F2A1" wp14:editId="47D43E42">
-            <wp:extent cx="5731510" cy="2975976"/>
+          <wp:inline distT="0" distB="0" distL="0" distR="0" wp14:anchorId="330988F6" wp14:editId="4C5521AA">
+            <wp:extent cx="5731510" cy="2972302"/>
             <wp:effectExtent l="0" t="0" r="2540" b="0"/>
-            <wp:docPr id="7" name="Picture 7"/>
+            <wp:docPr id="15" name="Picture 15"/>
             <wp:cNvGraphicFramePr>
               <a:graphicFrameLocks xmlns:a="http://schemas.openxmlformats.org/drawingml/2006/main" noChangeAspect="1"/>
             </wp:cNvGraphicFramePr>
@@ -268,7 +953,7 @@
                   <pic:spPr>
                     <a:xfrm>
                       <a:off x="0" y="0"/>
-                      <a:ext cx="5731510" cy="2975976"/>
+                      <a:ext cx="5731510" cy="2972302"/>
                     </a:xfrm>
                     <a:prstGeom prst="rect">
                       <a:avLst/>
@@ -283,6 +968,10 @@
     </w:p>
     <w:p>
       <w:r>
+        <w:rPr>
+          <w:noProof/>
+          <w:lang w:eastAsia="en-IN"/>
+        </w:rPr>
         <w:drawing>
           <wp:inline distT="0" distB="0" distL="0" distR="0" wp14:anchorId="2FD9A7EB" wp14:editId="75CDBCFD">
             <wp:extent cx="5731510" cy="809515"/>
@@ -322,6 +1011,10 @@
     </w:p>
     <w:p>
       <w:r>
+        <w:rPr>
+          <w:noProof/>
+          <w:lang w:eastAsia="en-IN"/>
+        </w:rPr>
         <w:drawing>
           <wp:inline distT="0" distB="0" distL="0" distR="0" wp14:anchorId="5EED32A7" wp14:editId="28D36076">
             <wp:extent cx="5731510" cy="230852"/>
@@ -361,6 +1054,10 @@
     </w:p>
     <w:p>
       <w:r>
+        <w:rPr>
+          <w:noProof/>
+          <w:lang w:eastAsia="en-IN"/>
+        </w:rPr>
         <w:drawing>
           <wp:inline distT="0" distB="0" distL="0" distR="0" wp14:anchorId="19CB1C1B" wp14:editId="2001E8BD">
             <wp:extent cx="4800847" cy="533427"/>
@@ -401,6 +1098,10 @@
     <w:p/>
     <w:p>
       <w:r>
+        <w:rPr>
+          <w:noProof/>
+          <w:lang w:eastAsia="en-IN"/>
+        </w:rPr>
         <w:drawing>
           <wp:inline distT="0" distB="0" distL="0" distR="0" wp14:anchorId="16BCE8E4" wp14:editId="683F3763">
             <wp:extent cx="5169166" cy="2006703"/>
@@ -440,6 +1141,10 @@
     </w:p>
     <w:p>
       <w:r>
+        <w:rPr>
+          <w:noProof/>
+          <w:lang w:eastAsia="en-IN"/>
+        </w:rPr>
         <w:lastRenderedPageBreak/>
         <w:drawing>
           <wp:inline distT="0" distB="0" distL="0" distR="0" wp14:anchorId="399FB2F6" wp14:editId="50A4F9B8">
@@ -480,6 +1185,10 @@
     </w:p>
     <w:p>
       <w:r>
+        <w:rPr>
+          <w:noProof/>
+          <w:lang w:eastAsia="en-IN"/>
+        </w:rPr>
         <w:drawing>
           <wp:inline distT="0" distB="0" distL="0" distR="0" wp14:anchorId="337E7913" wp14:editId="563354FE">
             <wp:extent cx="5731510" cy="1215497"/>
@@ -519,6 +1228,10 @@
     </w:p>
     <w:p>
       <w:r>
+        <w:rPr>
+          <w:noProof/>
+          <w:lang w:eastAsia="en-IN"/>
+        </w:rPr>
         <w:drawing>
           <wp:inline distT="0" distB="0" distL="0" distR="0" wp14:anchorId="4FB92E3A" wp14:editId="0E2F36CC">
             <wp:extent cx="4553184" cy="2368672"/>
@@ -555,6 +1268,405 @@
           </wp:inline>
         </w:drawing>
       </w:r>
+    </w:p>
+    <w:p>
+      <w:r>
+        <w:lastRenderedPageBreak/>
+        <w:drawing>
+          <wp:inline distT="0" distB="0" distL="0" distR="0" wp14:anchorId="7FC1DF2F" wp14:editId="0F3D3508">
+            <wp:extent cx="5731510" cy="3647102"/>
+            <wp:effectExtent l="0" t="0" r="2540" b="0"/>
+            <wp:docPr id="7" name="Picture 7"/>
+            <wp:cNvGraphicFramePr>
+              <a:graphicFrameLocks xmlns:a="http://schemas.openxmlformats.org/drawingml/2006/main" noChangeAspect="1"/>
+            </wp:cNvGraphicFramePr>
+            <a:graphic xmlns:a="http://schemas.openxmlformats.org/drawingml/2006/main">
+              <a:graphicData uri="http://schemas.openxmlformats.org/drawingml/2006/picture">
+                <pic:pic xmlns:pic="http://schemas.openxmlformats.org/drawingml/2006/picture">
+                  <pic:nvPicPr>
+                    <pic:cNvPr id="0" name=""/>
+                    <pic:cNvPicPr/>
+                  </pic:nvPicPr>
+                  <pic:blipFill>
+                    <a:blip r:embed="rId19"/>
+                    <a:stretch>
+                      <a:fillRect/>
+                    </a:stretch>
+                  </pic:blipFill>
+                  <pic:spPr>
+                    <a:xfrm>
+                      <a:off x="0" y="0"/>
+                      <a:ext cx="5731510" cy="3647102"/>
+                    </a:xfrm>
+                    <a:prstGeom prst="rect">
+                      <a:avLst/>
+                    </a:prstGeom>
+                  </pic:spPr>
+                </pic:pic>
+              </a:graphicData>
+            </a:graphic>
+          </wp:inline>
+        </w:drawing>
+      </w:r>
+    </w:p>
+    <w:p>
+      <w:r>
+        <w:drawing>
+          <wp:inline distT="0" distB="0" distL="0" distR="0" wp14:anchorId="09264696" wp14:editId="1C6E9514">
+            <wp:extent cx="5207268" cy="2133710"/>
+            <wp:effectExtent l="0" t="0" r="0" b="0"/>
+            <wp:docPr id="16" name="Picture 16"/>
+            <wp:cNvGraphicFramePr>
+              <a:graphicFrameLocks xmlns:a="http://schemas.openxmlformats.org/drawingml/2006/main" noChangeAspect="1"/>
+            </wp:cNvGraphicFramePr>
+            <a:graphic xmlns:a="http://schemas.openxmlformats.org/drawingml/2006/main">
+              <a:graphicData uri="http://schemas.openxmlformats.org/drawingml/2006/picture">
+                <pic:pic xmlns:pic="http://schemas.openxmlformats.org/drawingml/2006/picture">
+                  <pic:nvPicPr>
+                    <pic:cNvPr id="0" name=""/>
+                    <pic:cNvPicPr/>
+                  </pic:nvPicPr>
+                  <pic:blipFill>
+                    <a:blip r:embed="rId20"/>
+                    <a:stretch>
+                      <a:fillRect/>
+                    </a:stretch>
+                  </pic:blipFill>
+                  <pic:spPr>
+                    <a:xfrm>
+                      <a:off x="0" y="0"/>
+                      <a:ext cx="5207268" cy="2133710"/>
+                    </a:xfrm>
+                    <a:prstGeom prst="rect">
+                      <a:avLst/>
+                    </a:prstGeom>
+                  </pic:spPr>
+                </pic:pic>
+              </a:graphicData>
+            </a:graphic>
+          </wp:inline>
+        </w:drawing>
+      </w:r>
+    </w:p>
+    <w:p>
+      <w:r>
+        <w:drawing>
+          <wp:inline distT="0" distB="0" distL="0" distR="0" wp14:anchorId="54C447F5" wp14:editId="757EBD60">
+            <wp:extent cx="5731510" cy="2294441"/>
+            <wp:effectExtent l="0" t="0" r="2540" b="0"/>
+            <wp:docPr id="18" name="Picture 18"/>
+            <wp:cNvGraphicFramePr>
+              <a:graphicFrameLocks xmlns:a="http://schemas.openxmlformats.org/drawingml/2006/main" noChangeAspect="1"/>
+            </wp:cNvGraphicFramePr>
+            <a:graphic xmlns:a="http://schemas.openxmlformats.org/drawingml/2006/main">
+              <a:graphicData uri="http://schemas.openxmlformats.org/drawingml/2006/picture">
+                <pic:pic xmlns:pic="http://schemas.openxmlformats.org/drawingml/2006/picture">
+                  <pic:nvPicPr>
+                    <pic:cNvPr id="0" name=""/>
+                    <pic:cNvPicPr/>
+                  </pic:nvPicPr>
+                  <pic:blipFill>
+                    <a:blip r:embed="rId21"/>
+                    <a:stretch>
+                      <a:fillRect/>
+                    </a:stretch>
+                  </pic:blipFill>
+                  <pic:spPr>
+                    <a:xfrm>
+                      <a:off x="0" y="0"/>
+                      <a:ext cx="5731510" cy="2294441"/>
+                    </a:xfrm>
+                    <a:prstGeom prst="rect">
+                      <a:avLst/>
+                    </a:prstGeom>
+                  </pic:spPr>
+                </pic:pic>
+              </a:graphicData>
+            </a:graphic>
+          </wp:inline>
+        </w:drawing>
+      </w:r>
+    </w:p>
+    <w:p>
+      <w:r>
+        <w:lastRenderedPageBreak/>
+        <w:drawing>
+          <wp:inline distT="0" distB="0" distL="0" distR="0" wp14:anchorId="3F664108" wp14:editId="4A1B0D01">
+            <wp:extent cx="5731510" cy="2298115"/>
+            <wp:effectExtent l="0" t="0" r="2540" b="6985"/>
+            <wp:docPr id="17" name="Picture 17"/>
+            <wp:cNvGraphicFramePr>
+              <a:graphicFrameLocks xmlns:a="http://schemas.openxmlformats.org/drawingml/2006/main" noChangeAspect="1"/>
+            </wp:cNvGraphicFramePr>
+            <a:graphic xmlns:a="http://schemas.openxmlformats.org/drawingml/2006/main">
+              <a:graphicData uri="http://schemas.openxmlformats.org/drawingml/2006/picture">
+                <pic:pic xmlns:pic="http://schemas.openxmlformats.org/drawingml/2006/picture">
+                  <pic:nvPicPr>
+                    <pic:cNvPr id="0" name=""/>
+                    <pic:cNvPicPr/>
+                  </pic:nvPicPr>
+                  <pic:blipFill>
+                    <a:blip r:embed="rId22"/>
+                    <a:stretch>
+                      <a:fillRect/>
+                    </a:stretch>
+                  </pic:blipFill>
+                  <pic:spPr>
+                    <a:xfrm>
+                      <a:off x="0" y="0"/>
+                      <a:ext cx="5731510" cy="2298115"/>
+                    </a:xfrm>
+                    <a:prstGeom prst="rect">
+                      <a:avLst/>
+                    </a:prstGeom>
+                  </pic:spPr>
+                </pic:pic>
+              </a:graphicData>
+            </a:graphic>
+          </wp:inline>
+        </w:drawing>
+      </w:r>
+    </w:p>
+    <w:p/>
+    <w:p>
+      <w:r>
+        <w:drawing>
+          <wp:inline distT="0" distB="0" distL="0" distR="0" wp14:anchorId="2EE93932" wp14:editId="7F49B857">
+            <wp:extent cx="5731510" cy="1731087"/>
+            <wp:effectExtent l="0" t="0" r="2540" b="2540"/>
+            <wp:docPr id="19" name="Picture 19"/>
+            <wp:cNvGraphicFramePr>
+              <a:graphicFrameLocks xmlns:a="http://schemas.openxmlformats.org/drawingml/2006/main" noChangeAspect="1"/>
+            </wp:cNvGraphicFramePr>
+            <a:graphic xmlns:a="http://schemas.openxmlformats.org/drawingml/2006/main">
+              <a:graphicData uri="http://schemas.openxmlformats.org/drawingml/2006/picture">
+                <pic:pic xmlns:pic="http://schemas.openxmlformats.org/drawingml/2006/picture">
+                  <pic:nvPicPr>
+                    <pic:cNvPr id="0" name=""/>
+                    <pic:cNvPicPr/>
+                  </pic:nvPicPr>
+                  <pic:blipFill>
+                    <a:blip r:embed="rId23"/>
+                    <a:stretch>
+                      <a:fillRect/>
+                    </a:stretch>
+                  </pic:blipFill>
+                  <pic:spPr>
+                    <a:xfrm>
+                      <a:off x="0" y="0"/>
+                      <a:ext cx="5731510" cy="1731087"/>
+                    </a:xfrm>
+                    <a:prstGeom prst="rect">
+                      <a:avLst/>
+                    </a:prstGeom>
+                  </pic:spPr>
+                </pic:pic>
+              </a:graphicData>
+            </a:graphic>
+          </wp:inline>
+        </w:drawing>
+      </w:r>
+    </w:p>
+    <w:p>
+      <w:r>
+        <w:tab/>
+      </w:r>
+      <w:r>
+        <w:drawing>
+          <wp:inline distT="0" distB="0" distL="0" distR="0" wp14:anchorId="7260A09B" wp14:editId="57D29427">
+            <wp:extent cx="5731510" cy="2595100"/>
+            <wp:effectExtent l="0" t="0" r="2540" b="0"/>
+            <wp:docPr id="20" name="Picture 20"/>
+            <wp:cNvGraphicFramePr>
+              <a:graphicFrameLocks xmlns:a="http://schemas.openxmlformats.org/drawingml/2006/main" noChangeAspect="1"/>
+            </wp:cNvGraphicFramePr>
+            <a:graphic xmlns:a="http://schemas.openxmlformats.org/drawingml/2006/main">
+              <a:graphicData uri="http://schemas.openxmlformats.org/drawingml/2006/picture">
+                <pic:pic xmlns:pic="http://schemas.openxmlformats.org/drawingml/2006/picture">
+                  <pic:nvPicPr>
+                    <pic:cNvPr id="0" name=""/>
+                    <pic:cNvPicPr/>
+                  </pic:nvPicPr>
+                  <pic:blipFill>
+                    <a:blip r:embed="rId24"/>
+                    <a:stretch>
+                      <a:fillRect/>
+                    </a:stretch>
+                  </pic:blipFill>
+                  <pic:spPr>
+                    <a:xfrm>
+                      <a:off x="0" y="0"/>
+                      <a:ext cx="5731510" cy="2595100"/>
+                    </a:xfrm>
+                    <a:prstGeom prst="rect">
+                      <a:avLst/>
+                    </a:prstGeom>
+                  </pic:spPr>
+                </pic:pic>
+              </a:graphicData>
+            </a:graphic>
+          </wp:inline>
+        </w:drawing>
+      </w:r>
+    </w:p>
+    <w:p>
+      <w:r>
+        <w:drawing>
+          <wp:inline distT="0" distB="0" distL="0" distR="0" wp14:anchorId="732A342A" wp14:editId="2ADE60D3">
+            <wp:extent cx="5731510" cy="1122421"/>
+            <wp:effectExtent l="0" t="0" r="2540" b="1905"/>
+            <wp:docPr id="21" name="Picture 21"/>
+            <wp:cNvGraphicFramePr>
+              <a:graphicFrameLocks xmlns:a="http://schemas.openxmlformats.org/drawingml/2006/main" noChangeAspect="1"/>
+            </wp:cNvGraphicFramePr>
+            <a:graphic xmlns:a="http://schemas.openxmlformats.org/drawingml/2006/main">
+              <a:graphicData uri="http://schemas.openxmlformats.org/drawingml/2006/picture">
+                <pic:pic xmlns:pic="http://schemas.openxmlformats.org/drawingml/2006/picture">
+                  <pic:nvPicPr>
+                    <pic:cNvPr id="0" name=""/>
+                    <pic:cNvPicPr/>
+                  </pic:nvPicPr>
+                  <pic:blipFill>
+                    <a:blip r:embed="rId25"/>
+                    <a:stretch>
+                      <a:fillRect/>
+                    </a:stretch>
+                  </pic:blipFill>
+                  <pic:spPr>
+                    <a:xfrm>
+                      <a:off x="0" y="0"/>
+                      <a:ext cx="5731510" cy="1122421"/>
+                    </a:xfrm>
+                    <a:prstGeom prst="rect">
+                      <a:avLst/>
+                    </a:prstGeom>
+                  </pic:spPr>
+                </pic:pic>
+              </a:graphicData>
+            </a:graphic>
+          </wp:inline>
+        </w:drawing>
+      </w:r>
+    </w:p>
+    <w:p>
+      <w:r>
+        <w:lastRenderedPageBreak/>
+        <w:drawing>
+          <wp:inline distT="0" distB="0" distL="0" distR="0" wp14:anchorId="00F16FF0" wp14:editId="01B8BE44">
+            <wp:extent cx="5731510" cy="3350117"/>
+            <wp:effectExtent l="0" t="0" r="2540" b="3175"/>
+            <wp:docPr id="22" name="Picture 22"/>
+            <wp:cNvGraphicFramePr>
+              <a:graphicFrameLocks xmlns:a="http://schemas.openxmlformats.org/drawingml/2006/main" noChangeAspect="1"/>
+            </wp:cNvGraphicFramePr>
+            <a:graphic xmlns:a="http://schemas.openxmlformats.org/drawingml/2006/main">
+              <a:graphicData uri="http://schemas.openxmlformats.org/drawingml/2006/picture">
+                <pic:pic xmlns:pic="http://schemas.openxmlformats.org/drawingml/2006/picture">
+                  <pic:nvPicPr>
+                    <pic:cNvPr id="0" name=""/>
+                    <pic:cNvPicPr/>
+                  </pic:nvPicPr>
+                  <pic:blipFill>
+                    <a:blip r:embed="rId26"/>
+                    <a:stretch>
+                      <a:fillRect/>
+                    </a:stretch>
+                  </pic:blipFill>
+                  <pic:spPr>
+                    <a:xfrm>
+                      <a:off x="0" y="0"/>
+                      <a:ext cx="5731510" cy="3350117"/>
+                    </a:xfrm>
+                    <a:prstGeom prst="rect">
+                      <a:avLst/>
+                    </a:prstGeom>
+                  </pic:spPr>
+                </pic:pic>
+              </a:graphicData>
+            </a:graphic>
+          </wp:inline>
+        </w:drawing>
+      </w:r>
+    </w:p>
+    <w:p>
+      <w:r>
+        <w:drawing>
+          <wp:inline distT="0" distB="0" distL="0" distR="0" wp14:anchorId="7E124720" wp14:editId="0A280225">
+            <wp:extent cx="5731510" cy="1129156"/>
+            <wp:effectExtent l="0" t="0" r="2540" b="0"/>
+            <wp:docPr id="23" name="Picture 23"/>
+            <wp:cNvGraphicFramePr>
+              <a:graphicFrameLocks xmlns:a="http://schemas.openxmlformats.org/drawingml/2006/main" noChangeAspect="1"/>
+            </wp:cNvGraphicFramePr>
+            <a:graphic xmlns:a="http://schemas.openxmlformats.org/drawingml/2006/main">
+              <a:graphicData uri="http://schemas.openxmlformats.org/drawingml/2006/picture">
+                <pic:pic xmlns:pic="http://schemas.openxmlformats.org/drawingml/2006/picture">
+                  <pic:nvPicPr>
+                    <pic:cNvPr id="0" name=""/>
+                    <pic:cNvPicPr/>
+                  </pic:nvPicPr>
+                  <pic:blipFill>
+                    <a:blip r:embed="rId27"/>
+                    <a:stretch>
+                      <a:fillRect/>
+                    </a:stretch>
+                  </pic:blipFill>
+                  <pic:spPr>
+                    <a:xfrm>
+                      <a:off x="0" y="0"/>
+                      <a:ext cx="5731510" cy="1129156"/>
+                    </a:xfrm>
+                    <a:prstGeom prst="rect">
+                      <a:avLst/>
+                    </a:prstGeom>
+                  </pic:spPr>
+                </pic:pic>
+              </a:graphicData>
+            </a:graphic>
+          </wp:inline>
+        </w:drawing>
+      </w:r>
+    </w:p>
+    <w:p>
+      <w:r>
+        <w:drawing>
+          <wp:inline distT="0" distB="0" distL="0" distR="0" wp14:anchorId="36506F90" wp14:editId="46D4C473">
+            <wp:extent cx="4616687" cy="882695"/>
+            <wp:effectExtent l="0" t="0" r="0" b="0"/>
+            <wp:docPr id="24" name="Picture 24"/>
+            <wp:cNvGraphicFramePr>
+              <a:graphicFrameLocks xmlns:a="http://schemas.openxmlformats.org/drawingml/2006/main" noChangeAspect="1"/>
+            </wp:cNvGraphicFramePr>
+            <a:graphic xmlns:a="http://schemas.openxmlformats.org/drawingml/2006/main">
+              <a:graphicData uri="http://schemas.openxmlformats.org/drawingml/2006/picture">
+                <pic:pic xmlns:pic="http://schemas.openxmlformats.org/drawingml/2006/picture">
+                  <pic:nvPicPr>
+                    <pic:cNvPr id="0" name=""/>
+                    <pic:cNvPicPr/>
+                  </pic:nvPicPr>
+                  <pic:blipFill>
+                    <a:blip r:embed="rId28"/>
+                    <a:stretch>
+                      <a:fillRect/>
+                    </a:stretch>
+                  </pic:blipFill>
+                  <pic:spPr>
+                    <a:xfrm>
+                      <a:off x="0" y="0"/>
+                      <a:ext cx="4616687" cy="882695"/>
+                    </a:xfrm>
+                    <a:prstGeom prst="rect">
+                      <a:avLst/>
+                    </a:prstGeom>
+                  </pic:spPr>
+                </pic:pic>
+              </a:graphicData>
+            </a:graphic>
+          </wp:inline>
+        </w:drawing>
+      </w:r>
+    </w:p>
+    <w:p>
       <w:bookmarkStart w:id="0" w:name="_GoBack"/>
       <w:bookmarkEnd w:id="0"/>
     </w:p>
